--- a/docs/reference-forms/output/TAI-FORM-P-10-blank.docx
+++ b/docs/reference-forms/output/TAI-FORM-P-10-blank.docx
@@ -244,10 +244,11 @@
       </w:tblPr>
       <w:tblGrid>
         <w:gridCol w:w="566"/>
-        <w:gridCol w:w="3968"/>
-        <w:gridCol w:w="2267"/>
+        <w:gridCol w:w="3288"/>
+        <w:gridCol w:w="2040"/>
         <w:gridCol w:w="793"/>
-        <w:gridCol w:w="2040"/>
+        <w:gridCol w:w="1700"/>
+        <w:gridCol w:w="1247"/>
       </w:tblGrid>
       <w:tr>
         <w:trPr>
@@ -290,7 +291,7 @@
         </w:tc>
         <w:tc>
           <w:tcPr>
-            <w:tcW w:type="dxa" w:w="3968"/>
+            <w:tcW w:type="dxa" w:w="3288"/>
             <w:tcBorders>
               <w:top w:val="single" w:color="000000" w:sz="4"/>
               <w:left w:val="single" w:color="000000" w:sz="4"/>
@@ -318,13 +319,13 @@
                 <w:sz w:val="20"/>
                 <w:szCs w:val="20"/>
               </w:rPr>
-              <w:t xml:space="preserve">시설물명/규격</w:t>
-            </w:r>
-          </w:p>
-        </w:tc>
-        <w:tc>
-          <w:tcPr>
-            <w:tcW w:type="dxa" w:w="2267"/>
+              <w:t xml:space="preserve">시설물명·규격</w:t>
+            </w:r>
+          </w:p>
+        </w:tc>
+        <w:tc>
+          <w:tcPr>
+            <w:tcW w:type="dxa" w:w="2040"/>
             <w:tcBorders>
               <w:top w:val="single" w:color="000000" w:sz="4"/>
               <w:left w:val="single" w:color="000000" w:sz="4"/>
@@ -392,7 +393,7 @@
         </w:tc>
         <w:tc>
           <w:tcPr>
-            <w:tcW w:type="dxa" w:w="2040"/>
+            <w:tcW w:type="dxa" w:w="1700"/>
             <w:tcBorders>
               <w:top w:val="single" w:color="000000" w:sz="4"/>
               <w:left w:val="single" w:color="000000" w:sz="4"/>
@@ -421,6 +422,40 @@
                 <w:szCs w:val="20"/>
               </w:rPr>
               <w:t xml:space="preserve">확인결과(입력)</w:t>
+            </w:r>
+          </w:p>
+        </w:tc>
+        <w:tc>
+          <w:tcPr>
+            <w:tcW w:type="dxa" w:w="1247"/>
+            <w:tcBorders>
+              <w:top w:val="single" w:color="000000" w:sz="4"/>
+              <w:left w:val="single" w:color="000000" w:sz="4"/>
+              <w:bottom w:val="single" w:color="000000" w:sz="4"/>
+              <w:right w:val="single" w:color="000000" w:sz="4"/>
+            </w:tcBorders>
+            <w:shd w:fill="E8E8E8" w:color="auto" w:val="clear"/>
+            <w:tcMar>
+              <w:top w:type="dxa" w:w="170"/>
+              <w:left w:type="dxa" w:w="170"/>
+              <w:bottom w:type="dxa" w:w="170"/>
+              <w:right w:type="dxa" w:w="170"/>
+            </w:tcMar>
+            <w:vAlign w:val="center"/>
+          </w:tcPr>
+          <w:p>
+            <w:pPr>
+              <w:jc w:val="center"/>
+            </w:pPr>
+            <w:r>
+              <w:rPr>
+                <w:rFonts w:ascii="NanumGothic" w:cs="NanumGothic" w:eastAsia="NanumGothic" w:hAnsi="NanumGothic"/>
+                <w:b/>
+                <w:bCs/>
+                <w:sz w:val="20"/>
+                <w:szCs w:val="20"/>
+              </w:rPr>
+              <w:t xml:space="preserve">사진번호</w:t>
             </w:r>
           </w:p>
         </w:tc>
@@ -463,7 +498,7 @@
         </w:tc>
         <w:tc>
           <w:tcPr>
-            <w:tcW w:type="dxa" w:w="3968"/>
+            <w:tcW w:type="dxa" w:w="3288"/>
             <w:tcBorders>
               <w:top w:val="single" w:color="000000" w:sz="4"/>
               <w:left w:val="single" w:color="000000" w:sz="4"/>
@@ -495,7 +530,7 @@
         </w:tc>
         <w:tc>
           <w:tcPr>
-            <w:tcW w:type="dxa" w:w="2267"/>
+            <w:tcW w:type="dxa" w:w="2040"/>
             <w:tcBorders>
               <w:top w:val="single" w:color="000000" w:sz="4"/>
               <w:left w:val="single" w:color="000000" w:sz="4"/>
@@ -559,7 +594,39 @@
         </w:tc>
         <w:tc>
           <w:tcPr>
-            <w:tcW w:type="dxa" w:w="2040"/>
+            <w:tcW w:type="dxa" w:w="1700"/>
+            <w:tcBorders>
+              <w:top w:val="single" w:color="000000" w:sz="4"/>
+              <w:left w:val="single" w:color="000000" w:sz="4"/>
+              <w:bottom w:val="single" w:color="000000" w:sz="4"/>
+              <w:right w:val="single" w:color="000000" w:sz="4"/>
+            </w:tcBorders>
+            <w:shd w:fill="ffffff" w:color="auto" w:val="clear"/>
+            <w:tcMar>
+              <w:top w:type="dxa" w:w="170"/>
+              <w:left w:type="dxa" w:w="170"/>
+              <w:bottom w:type="dxa" w:w="170"/>
+              <w:right w:type="dxa" w:w="170"/>
+            </w:tcMar>
+            <w:vAlign w:val="center"/>
+          </w:tcPr>
+          <w:p>
+            <w:pPr>
+              <w:jc w:val="left"/>
+            </w:pPr>
+            <w:r>
+              <w:rPr>
+                <w:rFonts w:ascii="NanumGothic" w:cs="NanumGothic" w:eastAsia="NanumGothic" w:hAnsi="NanumGothic"/>
+                <w:sz w:val="20"/>
+                <w:szCs w:val="20"/>
+              </w:rPr>
+              <w:t xml:space="preserve"/>
+            </w:r>
+          </w:p>
+        </w:tc>
+        <w:tc>
+          <w:tcPr>
+            <w:tcW w:type="dxa" w:w="1247"/>
             <w:tcBorders>
               <w:top w:val="single" w:color="000000" w:sz="4"/>
               <w:left w:val="single" w:color="000000" w:sz="4"/>
@@ -628,7 +695,7 @@
         </w:tc>
         <w:tc>
           <w:tcPr>
-            <w:tcW w:type="dxa" w:w="3968"/>
+            <w:tcW w:type="dxa" w:w="3288"/>
             <w:tcBorders>
               <w:top w:val="single" w:color="000000" w:sz="4"/>
               <w:left w:val="single" w:color="000000" w:sz="4"/>
@@ -660,7 +727,7 @@
         </w:tc>
         <w:tc>
           <w:tcPr>
-            <w:tcW w:type="dxa" w:w="2267"/>
+            <w:tcW w:type="dxa" w:w="2040"/>
             <w:tcBorders>
               <w:top w:val="single" w:color="000000" w:sz="4"/>
               <w:left w:val="single" w:color="000000" w:sz="4"/>
@@ -724,7 +791,39 @@
         </w:tc>
         <w:tc>
           <w:tcPr>
-            <w:tcW w:type="dxa" w:w="2040"/>
+            <w:tcW w:type="dxa" w:w="1700"/>
+            <w:tcBorders>
+              <w:top w:val="single" w:color="000000" w:sz="4"/>
+              <w:left w:val="single" w:color="000000" w:sz="4"/>
+              <w:bottom w:val="single" w:color="000000" w:sz="4"/>
+              <w:right w:val="single" w:color="000000" w:sz="4"/>
+            </w:tcBorders>
+            <w:shd w:fill="F5F5F5" w:color="auto" w:val="clear"/>
+            <w:tcMar>
+              <w:top w:type="dxa" w:w="170"/>
+              <w:left w:type="dxa" w:w="170"/>
+              <w:bottom w:type="dxa" w:w="170"/>
+              <w:right w:type="dxa" w:w="170"/>
+            </w:tcMar>
+            <w:vAlign w:val="center"/>
+          </w:tcPr>
+          <w:p>
+            <w:pPr>
+              <w:jc w:val="left"/>
+            </w:pPr>
+            <w:r>
+              <w:rPr>
+                <w:rFonts w:ascii="NanumGothic" w:cs="NanumGothic" w:eastAsia="NanumGothic" w:hAnsi="NanumGothic"/>
+                <w:sz w:val="20"/>
+                <w:szCs w:val="20"/>
+              </w:rPr>
+              <w:t xml:space="preserve"/>
+            </w:r>
+          </w:p>
+        </w:tc>
+        <w:tc>
+          <w:tcPr>
+            <w:tcW w:type="dxa" w:w="1247"/>
             <w:tcBorders>
               <w:top w:val="single" w:color="000000" w:sz="4"/>
               <w:left w:val="single" w:color="000000" w:sz="4"/>
@@ -793,7 +892,7 @@
         </w:tc>
         <w:tc>
           <w:tcPr>
-            <w:tcW w:type="dxa" w:w="3968"/>
+            <w:tcW w:type="dxa" w:w="3288"/>
             <w:tcBorders>
               <w:top w:val="single" w:color="000000" w:sz="4"/>
               <w:left w:val="single" w:color="000000" w:sz="4"/>
@@ -825,7 +924,7 @@
         </w:tc>
         <w:tc>
           <w:tcPr>
-            <w:tcW w:type="dxa" w:w="2267"/>
+            <w:tcW w:type="dxa" w:w="2040"/>
             <w:tcBorders>
               <w:top w:val="single" w:color="000000" w:sz="4"/>
               <w:left w:val="single" w:color="000000" w:sz="4"/>
@@ -889,7 +988,39 @@
         </w:tc>
         <w:tc>
           <w:tcPr>
-            <w:tcW w:type="dxa" w:w="2040"/>
+            <w:tcW w:type="dxa" w:w="1700"/>
+            <w:tcBorders>
+              <w:top w:val="single" w:color="000000" w:sz="4"/>
+              <w:left w:val="single" w:color="000000" w:sz="4"/>
+              <w:bottom w:val="single" w:color="000000" w:sz="4"/>
+              <w:right w:val="single" w:color="000000" w:sz="4"/>
+            </w:tcBorders>
+            <w:shd w:fill="ffffff" w:color="auto" w:val="clear"/>
+            <w:tcMar>
+              <w:top w:type="dxa" w:w="170"/>
+              <w:left w:type="dxa" w:w="170"/>
+              <w:bottom w:type="dxa" w:w="170"/>
+              <w:right w:type="dxa" w:w="170"/>
+            </w:tcMar>
+            <w:vAlign w:val="center"/>
+          </w:tcPr>
+          <w:p>
+            <w:pPr>
+              <w:jc w:val="left"/>
+            </w:pPr>
+            <w:r>
+              <w:rPr>
+                <w:rFonts w:ascii="NanumGothic" w:cs="NanumGothic" w:eastAsia="NanumGothic" w:hAnsi="NanumGothic"/>
+                <w:sz w:val="20"/>
+                <w:szCs w:val="20"/>
+              </w:rPr>
+              <w:t xml:space="preserve"/>
+            </w:r>
+          </w:p>
+        </w:tc>
+        <w:tc>
+          <w:tcPr>
+            <w:tcW w:type="dxa" w:w="1247"/>
             <w:tcBorders>
               <w:top w:val="single" w:color="000000" w:sz="4"/>
               <w:left w:val="single" w:color="000000" w:sz="4"/>
@@ -958,7 +1089,7 @@
         </w:tc>
         <w:tc>
           <w:tcPr>
-            <w:tcW w:type="dxa" w:w="3968"/>
+            <w:tcW w:type="dxa" w:w="3288"/>
             <w:tcBorders>
               <w:top w:val="single" w:color="000000" w:sz="4"/>
               <w:left w:val="single" w:color="000000" w:sz="4"/>
@@ -990,7 +1121,7 @@
         </w:tc>
         <w:tc>
           <w:tcPr>
-            <w:tcW w:type="dxa" w:w="2267"/>
+            <w:tcW w:type="dxa" w:w="2040"/>
             <w:tcBorders>
               <w:top w:val="single" w:color="000000" w:sz="4"/>
               <w:left w:val="single" w:color="000000" w:sz="4"/>
@@ -1054,7 +1185,39 @@
         </w:tc>
         <w:tc>
           <w:tcPr>
-            <w:tcW w:type="dxa" w:w="2040"/>
+            <w:tcW w:type="dxa" w:w="1700"/>
+            <w:tcBorders>
+              <w:top w:val="single" w:color="000000" w:sz="4"/>
+              <w:left w:val="single" w:color="000000" w:sz="4"/>
+              <w:bottom w:val="single" w:color="000000" w:sz="4"/>
+              <w:right w:val="single" w:color="000000" w:sz="4"/>
+            </w:tcBorders>
+            <w:shd w:fill="F5F5F5" w:color="auto" w:val="clear"/>
+            <w:tcMar>
+              <w:top w:type="dxa" w:w="170"/>
+              <w:left w:type="dxa" w:w="170"/>
+              <w:bottom w:type="dxa" w:w="170"/>
+              <w:right w:type="dxa" w:w="170"/>
+            </w:tcMar>
+            <w:vAlign w:val="center"/>
+          </w:tcPr>
+          <w:p>
+            <w:pPr>
+              <w:jc w:val="left"/>
+            </w:pPr>
+            <w:r>
+              <w:rPr>
+                <w:rFonts w:ascii="NanumGothic" w:cs="NanumGothic" w:eastAsia="NanumGothic" w:hAnsi="NanumGothic"/>
+                <w:sz w:val="20"/>
+                <w:szCs w:val="20"/>
+              </w:rPr>
+              <w:t xml:space="preserve"/>
+            </w:r>
+          </w:p>
+        </w:tc>
+        <w:tc>
+          <w:tcPr>
+            <w:tcW w:type="dxa" w:w="1247"/>
             <w:tcBorders>
               <w:top w:val="single" w:color="000000" w:sz="4"/>
               <w:left w:val="single" w:color="000000" w:sz="4"/>
@@ -1123,7 +1286,7 @@
         </w:tc>
         <w:tc>
           <w:tcPr>
-            <w:tcW w:type="dxa" w:w="3968"/>
+            <w:tcW w:type="dxa" w:w="3288"/>
             <w:tcBorders>
               <w:top w:val="single" w:color="000000" w:sz="4"/>
               <w:left w:val="single" w:color="000000" w:sz="4"/>
@@ -1155,7 +1318,7 @@
         </w:tc>
         <w:tc>
           <w:tcPr>
-            <w:tcW w:type="dxa" w:w="2267"/>
+            <w:tcW w:type="dxa" w:w="2040"/>
             <w:tcBorders>
               <w:top w:val="single" w:color="000000" w:sz="4"/>
               <w:left w:val="single" w:color="000000" w:sz="4"/>
@@ -1219,7 +1382,39 @@
         </w:tc>
         <w:tc>
           <w:tcPr>
-            <w:tcW w:type="dxa" w:w="2040"/>
+            <w:tcW w:type="dxa" w:w="1700"/>
+            <w:tcBorders>
+              <w:top w:val="single" w:color="000000" w:sz="4"/>
+              <w:left w:val="single" w:color="000000" w:sz="4"/>
+              <w:bottom w:val="single" w:color="000000" w:sz="4"/>
+              <w:right w:val="single" w:color="000000" w:sz="4"/>
+            </w:tcBorders>
+            <w:shd w:fill="ffffff" w:color="auto" w:val="clear"/>
+            <w:tcMar>
+              <w:top w:type="dxa" w:w="170"/>
+              <w:left w:type="dxa" w:w="170"/>
+              <w:bottom w:type="dxa" w:w="170"/>
+              <w:right w:type="dxa" w:w="170"/>
+            </w:tcMar>
+            <w:vAlign w:val="center"/>
+          </w:tcPr>
+          <w:p>
+            <w:pPr>
+              <w:jc w:val="left"/>
+            </w:pPr>
+            <w:r>
+              <w:rPr>
+                <w:rFonts w:ascii="NanumGothic" w:cs="NanumGothic" w:eastAsia="NanumGothic" w:hAnsi="NanumGothic"/>
+                <w:sz w:val="20"/>
+                <w:szCs w:val="20"/>
+              </w:rPr>
+              <w:t xml:space="preserve"/>
+            </w:r>
+          </w:p>
+        </w:tc>
+        <w:tc>
+          <w:tcPr>
+            <w:tcW w:type="dxa" w:w="1247"/>
             <w:tcBorders>
               <w:top w:val="single" w:color="000000" w:sz="4"/>
               <w:left w:val="single" w:color="000000" w:sz="4"/>
@@ -1288,7 +1483,7 @@
         </w:tc>
         <w:tc>
           <w:tcPr>
-            <w:tcW w:type="dxa" w:w="3968"/>
+            <w:tcW w:type="dxa" w:w="3288"/>
             <w:tcBorders>
               <w:top w:val="single" w:color="000000" w:sz="4"/>
               <w:left w:val="single" w:color="000000" w:sz="4"/>
@@ -1320,7 +1515,7 @@
         </w:tc>
         <w:tc>
           <w:tcPr>
-            <w:tcW w:type="dxa" w:w="2267"/>
+            <w:tcW w:type="dxa" w:w="2040"/>
             <w:tcBorders>
               <w:top w:val="single" w:color="000000" w:sz="4"/>
               <w:left w:val="single" w:color="000000" w:sz="4"/>
@@ -1384,7 +1579,39 @@
         </w:tc>
         <w:tc>
           <w:tcPr>
-            <w:tcW w:type="dxa" w:w="2040"/>
+            <w:tcW w:type="dxa" w:w="1700"/>
+            <w:tcBorders>
+              <w:top w:val="single" w:color="000000" w:sz="4"/>
+              <w:left w:val="single" w:color="000000" w:sz="4"/>
+              <w:bottom w:val="single" w:color="000000" w:sz="4"/>
+              <w:right w:val="single" w:color="000000" w:sz="4"/>
+            </w:tcBorders>
+            <w:shd w:fill="F5F5F5" w:color="auto" w:val="clear"/>
+            <w:tcMar>
+              <w:top w:type="dxa" w:w="170"/>
+              <w:left w:type="dxa" w:w="170"/>
+              <w:bottom w:type="dxa" w:w="170"/>
+              <w:right w:type="dxa" w:w="170"/>
+            </w:tcMar>
+            <w:vAlign w:val="center"/>
+          </w:tcPr>
+          <w:p>
+            <w:pPr>
+              <w:jc w:val="left"/>
+            </w:pPr>
+            <w:r>
+              <w:rPr>
+                <w:rFonts w:ascii="NanumGothic" w:cs="NanumGothic" w:eastAsia="NanumGothic" w:hAnsi="NanumGothic"/>
+                <w:sz w:val="20"/>
+                <w:szCs w:val="20"/>
+              </w:rPr>
+              <w:t xml:space="preserve"/>
+            </w:r>
+          </w:p>
+        </w:tc>
+        <w:tc>
+          <w:tcPr>
+            <w:tcW w:type="dxa" w:w="1247"/>
             <w:tcBorders>
               <w:top w:val="single" w:color="000000" w:sz="4"/>
               <w:left w:val="single" w:color="000000" w:sz="4"/>
@@ -1453,7 +1680,7 @@
         </w:tc>
         <w:tc>
           <w:tcPr>
-            <w:tcW w:type="dxa" w:w="3968"/>
+            <w:tcW w:type="dxa" w:w="3288"/>
             <w:tcBorders>
               <w:top w:val="single" w:color="000000" w:sz="4"/>
               <w:left w:val="single" w:color="000000" w:sz="4"/>
@@ -1485,7 +1712,7 @@
         </w:tc>
         <w:tc>
           <w:tcPr>
-            <w:tcW w:type="dxa" w:w="2267"/>
+            <w:tcW w:type="dxa" w:w="2040"/>
             <w:tcBorders>
               <w:top w:val="single" w:color="000000" w:sz="4"/>
               <w:left w:val="single" w:color="000000" w:sz="4"/>
@@ -1549,7 +1776,39 @@
         </w:tc>
         <w:tc>
           <w:tcPr>
-            <w:tcW w:type="dxa" w:w="2040"/>
+            <w:tcW w:type="dxa" w:w="1700"/>
+            <w:tcBorders>
+              <w:top w:val="single" w:color="000000" w:sz="4"/>
+              <w:left w:val="single" w:color="000000" w:sz="4"/>
+              <w:bottom w:val="single" w:color="000000" w:sz="4"/>
+              <w:right w:val="single" w:color="000000" w:sz="4"/>
+            </w:tcBorders>
+            <w:shd w:fill="ffffff" w:color="auto" w:val="clear"/>
+            <w:tcMar>
+              <w:top w:type="dxa" w:w="170"/>
+              <w:left w:type="dxa" w:w="170"/>
+              <w:bottom w:type="dxa" w:w="170"/>
+              <w:right w:type="dxa" w:w="170"/>
+            </w:tcMar>
+            <w:vAlign w:val="center"/>
+          </w:tcPr>
+          <w:p>
+            <w:pPr>
+              <w:jc w:val="left"/>
+            </w:pPr>
+            <w:r>
+              <w:rPr>
+                <w:rFonts w:ascii="NanumGothic" w:cs="NanumGothic" w:eastAsia="NanumGothic" w:hAnsi="NanumGothic"/>
+                <w:sz w:val="20"/>
+                <w:szCs w:val="20"/>
+              </w:rPr>
+              <w:t xml:space="preserve"/>
+            </w:r>
+          </w:p>
+        </w:tc>
+        <w:tc>
+          <w:tcPr>
+            <w:tcW w:type="dxa" w:w="1247"/>
             <w:tcBorders>
               <w:top w:val="single" w:color="000000" w:sz="4"/>
               <w:left w:val="single" w:color="000000" w:sz="4"/>
@@ -1618,7 +1877,7 @@
         </w:tc>
         <w:tc>
           <w:tcPr>
-            <w:tcW w:type="dxa" w:w="3968"/>
+            <w:tcW w:type="dxa" w:w="3288"/>
             <w:tcBorders>
               <w:top w:val="single" w:color="000000" w:sz="4"/>
               <w:left w:val="single" w:color="000000" w:sz="4"/>
@@ -1650,7 +1909,7 @@
         </w:tc>
         <w:tc>
           <w:tcPr>
-            <w:tcW w:type="dxa" w:w="2267"/>
+            <w:tcW w:type="dxa" w:w="2040"/>
             <w:tcBorders>
               <w:top w:val="single" w:color="000000" w:sz="4"/>
               <w:left w:val="single" w:color="000000" w:sz="4"/>
@@ -1714,7 +1973,39 @@
         </w:tc>
         <w:tc>
           <w:tcPr>
-            <w:tcW w:type="dxa" w:w="2040"/>
+            <w:tcW w:type="dxa" w:w="1700"/>
+            <w:tcBorders>
+              <w:top w:val="single" w:color="000000" w:sz="4"/>
+              <w:left w:val="single" w:color="000000" w:sz="4"/>
+              <w:bottom w:val="single" w:color="000000" w:sz="4"/>
+              <w:right w:val="single" w:color="000000" w:sz="4"/>
+            </w:tcBorders>
+            <w:shd w:fill="F5F5F5" w:color="auto" w:val="clear"/>
+            <w:tcMar>
+              <w:top w:type="dxa" w:w="170"/>
+              <w:left w:type="dxa" w:w="170"/>
+              <w:bottom w:type="dxa" w:w="170"/>
+              <w:right w:type="dxa" w:w="170"/>
+            </w:tcMar>
+            <w:vAlign w:val="center"/>
+          </w:tcPr>
+          <w:p>
+            <w:pPr>
+              <w:jc w:val="left"/>
+            </w:pPr>
+            <w:r>
+              <w:rPr>
+                <w:rFonts w:ascii="NanumGothic" w:cs="NanumGothic" w:eastAsia="NanumGothic" w:hAnsi="NanumGothic"/>
+                <w:sz w:val="20"/>
+                <w:szCs w:val="20"/>
+              </w:rPr>
+              <w:t xml:space="preserve"/>
+            </w:r>
+          </w:p>
+        </w:tc>
+        <w:tc>
+          <w:tcPr>
+            <w:tcW w:type="dxa" w:w="1247"/>
             <w:tcBorders>
               <w:top w:val="single" w:color="000000" w:sz="4"/>
               <w:left w:val="single" w:color="000000" w:sz="4"/>
@@ -1783,7 +2074,7 @@
         </w:tc>
         <w:tc>
           <w:tcPr>
-            <w:tcW w:type="dxa" w:w="3968"/>
+            <w:tcW w:type="dxa" w:w="3288"/>
             <w:tcBorders>
               <w:top w:val="single" w:color="000000" w:sz="4"/>
               <w:left w:val="single" w:color="000000" w:sz="4"/>
@@ -1815,7 +2106,7 @@
         </w:tc>
         <w:tc>
           <w:tcPr>
-            <w:tcW w:type="dxa" w:w="2267"/>
+            <w:tcW w:type="dxa" w:w="2040"/>
             <w:tcBorders>
               <w:top w:val="single" w:color="000000" w:sz="4"/>
               <w:left w:val="single" w:color="000000" w:sz="4"/>
@@ -1879,7 +2170,39 @@
         </w:tc>
         <w:tc>
           <w:tcPr>
-            <w:tcW w:type="dxa" w:w="2040"/>
+            <w:tcW w:type="dxa" w:w="1700"/>
+            <w:tcBorders>
+              <w:top w:val="single" w:color="000000" w:sz="4"/>
+              <w:left w:val="single" w:color="000000" w:sz="4"/>
+              <w:bottom w:val="single" w:color="000000" w:sz="4"/>
+              <w:right w:val="single" w:color="000000" w:sz="4"/>
+            </w:tcBorders>
+            <w:shd w:fill="ffffff" w:color="auto" w:val="clear"/>
+            <w:tcMar>
+              <w:top w:type="dxa" w:w="170"/>
+              <w:left w:type="dxa" w:w="170"/>
+              <w:bottom w:type="dxa" w:w="170"/>
+              <w:right w:type="dxa" w:w="170"/>
+            </w:tcMar>
+            <w:vAlign w:val="center"/>
+          </w:tcPr>
+          <w:p>
+            <w:pPr>
+              <w:jc w:val="left"/>
+            </w:pPr>
+            <w:r>
+              <w:rPr>
+                <w:rFonts w:ascii="NanumGothic" w:cs="NanumGothic" w:eastAsia="NanumGothic" w:hAnsi="NanumGothic"/>
+                <w:sz w:val="20"/>
+                <w:szCs w:val="20"/>
+              </w:rPr>
+              <w:t xml:space="preserve"/>
+            </w:r>
+          </w:p>
+        </w:tc>
+        <w:tc>
+          <w:tcPr>
+            <w:tcW w:type="dxa" w:w="1247"/>
             <w:tcBorders>
               <w:top w:val="single" w:color="000000" w:sz="4"/>
               <w:left w:val="single" w:color="000000" w:sz="4"/>
@@ -1948,7 +2271,7 @@
         </w:tc>
         <w:tc>
           <w:tcPr>
-            <w:tcW w:type="dxa" w:w="3968"/>
+            <w:tcW w:type="dxa" w:w="3288"/>
             <w:tcBorders>
               <w:top w:val="single" w:color="000000" w:sz="4"/>
               <w:left w:val="single" w:color="000000" w:sz="4"/>
@@ -1980,7 +2303,7 @@
         </w:tc>
         <w:tc>
           <w:tcPr>
-            <w:tcW w:type="dxa" w:w="2267"/>
+            <w:tcW w:type="dxa" w:w="2040"/>
             <w:tcBorders>
               <w:top w:val="single" w:color="000000" w:sz="4"/>
               <w:left w:val="single" w:color="000000" w:sz="4"/>
@@ -2044,7 +2367,39 @@
         </w:tc>
         <w:tc>
           <w:tcPr>
-            <w:tcW w:type="dxa" w:w="2040"/>
+            <w:tcW w:type="dxa" w:w="1700"/>
+            <w:tcBorders>
+              <w:top w:val="single" w:color="000000" w:sz="4"/>
+              <w:left w:val="single" w:color="000000" w:sz="4"/>
+              <w:bottom w:val="single" w:color="000000" w:sz="4"/>
+              <w:right w:val="single" w:color="000000" w:sz="4"/>
+            </w:tcBorders>
+            <w:shd w:fill="F5F5F5" w:color="auto" w:val="clear"/>
+            <w:tcMar>
+              <w:top w:type="dxa" w:w="170"/>
+              <w:left w:type="dxa" w:w="170"/>
+              <w:bottom w:type="dxa" w:w="170"/>
+              <w:right w:type="dxa" w:w="170"/>
+            </w:tcMar>
+            <w:vAlign w:val="center"/>
+          </w:tcPr>
+          <w:p>
+            <w:pPr>
+              <w:jc w:val="left"/>
+            </w:pPr>
+            <w:r>
+              <w:rPr>
+                <w:rFonts w:ascii="NanumGothic" w:cs="NanumGothic" w:eastAsia="NanumGothic" w:hAnsi="NanumGothic"/>
+                <w:sz w:val="20"/>
+                <w:szCs w:val="20"/>
+              </w:rPr>
+              <w:t xml:space="preserve"/>
+            </w:r>
+          </w:p>
+        </w:tc>
+        <w:tc>
+          <w:tcPr>
+            <w:tcW w:type="dxa" w:w="1247"/>
             <w:tcBorders>
               <w:top w:val="single" w:color="000000" w:sz="4"/>
               <w:left w:val="single" w:color="000000" w:sz="4"/>
